--- a/deliverables/Stakeholder_Feedback.docx
+++ b/deliverables/Stakeholder_Feedback.docx
@@ -17,7 +17,7 @@
         <w:widowControl/>
       </w:pPr>
       <w:r>
-        <w:t>Development of an Intelligent CRM Platform with Automated Customer Interaction Analysis</w:t>
+        <w:t>Development of an intelligent CRM platform for automated analysis of customer interactions</w:t>
       </w:r>
     </w:p>
     <w:p>
